--- a/labs/lab04/report/_output/report.docx
+++ b/labs/lab04/report/_output/report.docx
@@ -7,7 +7,7 @@
         <w:pStyle w:val="Title"/>
       </w:pPr>
       <w:r>
-        <w:t xml:space="preserve">Отчёт по лабораторной работе №3</w:t>
+        <w:t xml:space="preserve">Отчёт по лабораторной работе №4</w:t>
       </w:r>
     </w:p>
     <w:p>
@@ -15,7 +15,7 @@
         <w:pStyle w:val="Subtitle"/>
       </w:pPr>
       <w:r>
-        <w:t xml:space="preserve">Язык разметки Markdown</w:t>
+        <w:t xml:space="preserve">Создание и процесс обработки программ на языке ассемблера NASM</w:t>
       </w:r>
     </w:p>
     <w:p>

--- a/labs/lab04/report/_output/report.docx
+++ b/labs/lab04/report/_output/report.docx
@@ -1240,7 +1240,7 @@
         <w:pStyle w:val="FirstParagraph"/>
       </w:pPr>
       <w:r>
-        <w:t xml:space="preserve">Я освоил Markdown, Quarto и Makefile. Настроил структуру проекта и подключил скриншоты. В ходе данной лабораторной работы я своил процедуру оформления отчётов.</w:t>
+        <w:t xml:space="preserve">Я освоил процедуру компиляции и сборки программ, написанных на ассемблере NASM. Понимаю цепочку .asm, .o, исполняемый файл и основные ключи nasm/ld.</w:t>
       </w:r>
     </w:p>
     <w:bookmarkEnd w:id="71"/>
